--- a/eas-rule-engine.docx
+++ b/eas-rule-engine.docx
@@ -21221,7 +21221,7 @@
                 <w:b/>
                 <w:color w:val="FFFFFF"/>
               </w:rPr>
-              <w:t>React + XYFlow Canvas UI (atlas-ui)</w:t>
+              <w:t>React + XYFlow Canvas UI (vth-workflow-ui)</w:t>
             </w:r>
           </w:p>
         </w:tc>
